--- a/templates/Weld Inspection Report.docx
+++ b/templates/Weld Inspection Report.docx
@@ -2762,6 +2762,11 @@
     </w:p>
     <w:p>
       <w:r>
+        <w:rPr>
+          <w:rFonts w:ascii="Arial" w:hAnsi="Arial" w:cs="Arial"/>
+          <w:sz w:val="20"/>
+          <w:szCs w:val="20"/>
+        </w:rPr>
         <w:t>{{Fotografije}}</w:t>
       </w:r>
     </w:p>
